--- a/Bases de Datos II/Kit docente/Clase 1/Quiz Clase 1 - VetCare.docx
+++ b/Bases de Datos II/Kit docente/Clase 1/Quiz Clase 1 - VetCare.docx
@@ -322,7 +322,7 @@
           <w:color w:val="2B2B2B"/>
           <w:sz w:val="22"/>
         </w:rPr>
-        <w:t>6. El diagnóstico de Clase 1 evalúa logística del Campus Virtual, no saberes previos de BD I.</w:t>
+        <w:t>6. El diagnóstico de Clase 1 evalúa la plataforma de entrega, no saberes previos de BD I.</w:t>
       </w:r>
     </w:p>
     <w:p>
